--- a/content/posts/16-claude-fable-5-claude-code/Claude Fable 5 来了：AI 从「帮你干活」升级成「替你扛事」.docx
+++ b/content/posts/16-claude-fable-5-claude-code/Claude Fable 5 来了：AI 从「帮你干活」升级成「替你扛事」.docx
@@ -11,8 +11,42 @@
       </w:r>
     </w:p>
     <w:p>
+      <w:pPr>
+        <w:jc w:val="center"/>
+      </w:pPr>
       <w:r>
-        <w:t>[图片: 头图：Claude Fable 5 与 Claude Code 升级解读]</w:t>
+        <w:drawing>
+          <wp:inline xmlns:a="http://schemas.openxmlformats.org/drawingml/2006/main" xmlns:pic="http://schemas.openxmlformats.org/drawingml/2006/picture">
+            <wp:extent cx="5040000" cy="3360000"/>
+            <wp:docPr id="1" name="Picture 1"/>
+            <wp:cNvGraphicFramePr>
+              <a:graphicFrameLocks noChangeAspect="1"/>
+            </wp:cNvGraphicFramePr>
+            <a:graphic>
+              <a:graphicData uri="http://schemas.openxmlformats.org/drawingml/2006/picture">
+                <pic:pic>
+                  <pic:nvPicPr>
+                    <pic:cNvPr id="0" name="header.png"/>
+                    <pic:cNvPicPr/>
+                  </pic:nvPicPr>
+                  <pic:blipFill>
+                    <a:blip r:embed="rId9"/>
+                    <a:stretch>
+                      <a:fillRect/>
+                    </a:stretch>
+                  </pic:blipFill>
+                  <pic:spPr>
+                    <a:xfrm>
+                      <a:off x="0" y="0"/>
+                      <a:ext cx="5040000" cy="3360000"/>
+                    </a:xfrm>
+                    <a:prstGeom prst="rect"/>
+                  </pic:spPr>
+                </pic:pic>
+              </a:graphicData>
+            </a:graphic>
+          </wp:inline>
+        </w:drawing>
       </w:r>
     </w:p>
     <w:p>
@@ -76,11 +110,6 @@
     </w:p>
     <w:p>
       <w:r>
-        <w:t>一句话结论：Claude Fable 5 让 AI 从「回答问题」变成「独自扛住整块工作」。</w:t>
-      </w:r>
-    </w:p>
-    <w:p>
-      <w:r>
         <w:t>如果你只把它理解成「又强了一点」，可能会错过这次更新的真正变化：</w:t>
       </w:r>
     </w:p>
@@ -89,7 +118,7 @@
         <w:rPr>
           <w:b/>
         </w:rPr>
-        <w:t>AI 不再只是回答你的问题，而是能独自扛住一整块工作。</w:t>
+        <w:t>Claude Fable 5 让 AI 从「回答问题」，变成「独自扛住整块工作」。</w:t>
       </w:r>
     </w:p>
     <w:p>
@@ -123,74 +152,167 @@
         <w:t>6 月 9 日 Anthropic 同时发了两个模型，底层是同一套「大脑」，安全策略不同：</w:t>
       </w:r>
     </w:p>
+    <w:tbl>
+      <w:tblPr>
+        <w:tblStyle w:val="LightGrid-Accent1"/>
+        <w:tblW w:type="auto" w:w="0"/>
+        <w:jc w:val="center"/>
+        <w:tblLook w:firstColumn="1" w:firstRow="1" w:lastColumn="0" w:lastRow="0" w:noHBand="0" w:noVBand="1" w:val="04A0"/>
+      </w:tblPr>
+      <w:tblGrid>
+        <w:gridCol w:w="2880"/>
+        <w:gridCol w:w="2880"/>
+        <w:gridCol w:w="2880"/>
+      </w:tblGrid>
+      <w:tr>
+        <w:tc>
+          <w:tcPr>
+            <w:tcW w:type="dxa" w:w="2880"/>
+          </w:tcPr>
+          <w:p>
+            <w:pPr>
+              <w:jc w:val="center"/>
+            </w:pPr>
+            <w:r/>
+            <w:r>
+              <w:rPr>
+                <w:b/>
+                <w:sz w:val="18"/>
+              </w:rPr>
+              <w:t>对比项</w:t>
+            </w:r>
+          </w:p>
+        </w:tc>
+        <w:tc>
+          <w:tcPr>
+            <w:tcW w:type="dxa" w:w="2880"/>
+          </w:tcPr>
+          <w:p>
+            <w:pPr>
+              <w:jc w:val="center"/>
+            </w:pPr>
+            <w:r/>
+            <w:r>
+              <w:rPr>
+                <w:b/>
+                <w:sz w:val="18"/>
+              </w:rPr>
+              <w:t>Claude Fable 5</w:t>
+            </w:r>
+          </w:p>
+        </w:tc>
+        <w:tc>
+          <w:tcPr>
+            <w:tcW w:type="dxa" w:w="2880"/>
+          </w:tcPr>
+          <w:p>
+            <w:pPr>
+              <w:jc w:val="center"/>
+            </w:pPr>
+            <w:r/>
+            <w:r>
+              <w:rPr>
+                <w:b/>
+                <w:sz w:val="18"/>
+              </w:rPr>
+              <w:t>Claude Mythos 5</w:t>
+            </w:r>
+          </w:p>
+        </w:tc>
+      </w:tr>
+      <w:tr>
+        <w:tc>
+          <w:tcPr>
+            <w:tcW w:type="dxa" w:w="2880"/>
+          </w:tcPr>
+          <w:p>
+            <w:r/>
+            <w:r>
+              <w:rPr>
+                <w:sz w:val="20"/>
+              </w:rPr>
+              <w:t>谁能用</w:t>
+            </w:r>
+          </w:p>
+        </w:tc>
+        <w:tc>
+          <w:tcPr>
+            <w:tcW w:type="dxa" w:w="2880"/>
+          </w:tcPr>
+          <w:p>
+            <w:r/>
+            <w:r>
+              <w:rPr>
+                <w:sz w:val="20"/>
+              </w:rPr>
+              <w:t>普通人，公开可用</w:t>
+            </w:r>
+          </w:p>
+        </w:tc>
+        <w:tc>
+          <w:tcPr>
+            <w:tcW w:type="dxa" w:w="2880"/>
+          </w:tcPr>
+          <w:p>
+            <w:r/>
+            <w:r>
+              <w:rPr>
+                <w:sz w:val="20"/>
+              </w:rPr>
+              <w:t>政府合作方等受限用户</w:t>
+            </w:r>
+          </w:p>
+        </w:tc>
+      </w:tr>
+      <w:tr>
+        <w:tc>
+          <w:tcPr>
+            <w:tcW w:type="dxa" w:w="2880"/>
+          </w:tcPr>
+          <w:p>
+            <w:r/>
+            <w:r>
+              <w:rPr>
+                <w:sz w:val="20"/>
+              </w:rPr>
+              <w:t>安全策略</w:t>
+            </w:r>
+          </w:p>
+        </w:tc>
+        <w:tc>
+          <w:tcPr>
+            <w:tcW w:type="dxa" w:w="2880"/>
+          </w:tcPr>
+          <w:p>
+            <w:r/>
+            <w:r>
+              <w:rPr>
+                <w:sz w:val="20"/>
+              </w:rPr>
+              <w:t>加了安全护栏</w:t>
+            </w:r>
+          </w:p>
+        </w:tc>
+        <w:tc>
+          <w:tcPr>
+            <w:tcW w:type="dxa" w:w="2880"/>
+          </w:tcPr>
+          <w:p>
+            <w:r/>
+            <w:r>
+              <w:rPr>
+                <w:sz w:val="20"/>
+              </w:rPr>
+              <w:t>部分护栏解除</w:t>
+            </w:r>
+          </w:p>
+        </w:tc>
+      </w:tr>
+    </w:tbl>
+    <w:p/>
     <w:p>
       <w:r>
-        <w:rPr>
-          <w:rFonts w:ascii="Consolas" w:hAnsi="Consolas"/>
-          <w:color w:val="3C3C3C"/>
-          <w:sz w:val="15"/>
-        </w:rPr>
-        <w:t>╔══════════════════════════════════════════════════════╗</w:t>
-      </w:r>
-    </w:p>
-    <w:p>
-      <w:r>
-        <w:rPr>
-          <w:rFonts w:ascii="Consolas" w:hAnsi="Consolas"/>
-          <w:color w:val="3C3C3C"/>
-          <w:sz w:val="15"/>
-        </w:rPr>
-        <w:t>║  Claude Fable 5  vs  Claude Mythos 5                 ║</w:t>
-      </w:r>
-    </w:p>
-    <w:p>
-      <w:r>
-        <w:rPr>
-          <w:rFonts w:ascii="Consolas" w:hAnsi="Consolas"/>
-          <w:color w:val="3C3C3C"/>
-          <w:sz w:val="15"/>
-        </w:rPr>
-        <w:t>╠══════════════════════════════════════════════════════╣</w:t>
-      </w:r>
-    </w:p>
-    <w:p>
-      <w:r>
-        <w:rPr>
-          <w:rFonts w:ascii="Consolas" w:hAnsi="Consolas"/>
-          <w:color w:val="3C3C3C"/>
-          <w:sz w:val="15"/>
-        </w:rPr>
-        <w:t>║  Fable 5   → 加了安全护栏，普通人可用                 ║</w:t>
-      </w:r>
-    </w:p>
-    <w:p>
-      <w:r>
-        <w:rPr>
-          <w:rFonts w:ascii="Consolas" w:hAnsi="Consolas"/>
-          <w:color w:val="3C3C3C"/>
-          <w:sz w:val="15"/>
-        </w:rPr>
-        <w:t>║  Mythos 5  → 部分护栏解除，只给政府合作方等          ║</w:t>
-      </w:r>
-    </w:p>
-    <w:p>
-      <w:r>
-        <w:rPr>
-          <w:rFonts w:ascii="Consolas" w:hAnsi="Consolas"/>
-          <w:color w:val="3C3C3C"/>
-          <w:sz w:val="15"/>
-        </w:rPr>
-        <w:t>║  关系      → 同一模型，不同「门禁等级」               ║</w:t>
-      </w:r>
-    </w:p>
-    <w:p>
-      <w:r>
-        <w:rPr>
-          <w:rFonts w:ascii="Consolas" w:hAnsi="Consolas"/>
-          <w:color w:val="3C3C3C"/>
-          <w:sz w:val="15"/>
-        </w:rPr>
-        <w:t>╚══════════════════════════════════════════════════════╝</w:t>
+        <w:t>两者底层是同一模型，差别在「门禁等级」——普通人接触 Fable 5 就够了。</w:t>
       </w:r>
     </w:p>
     <w:p>
@@ -542,8 +664,42 @@
       </w:r>
     </w:p>
     <w:p>
+      <w:pPr>
+        <w:jc w:val="center"/>
+      </w:pPr>
       <w:r>
-        <w:t>[图片: 场景图：AI 从聊天建议到自主扛事]</w:t>
+        <w:drawing>
+          <wp:inline xmlns:a="http://schemas.openxmlformats.org/drawingml/2006/main" xmlns:pic="http://schemas.openxmlformats.org/drawingml/2006/picture">
+            <wp:extent cx="5040000" cy="3360000"/>
+            <wp:docPr id="2" name="Picture 2"/>
+            <wp:cNvGraphicFramePr>
+              <a:graphicFrameLocks noChangeAspect="1"/>
+            </wp:cNvGraphicFramePr>
+            <a:graphic>
+              <a:graphicData uri="http://schemas.openxmlformats.org/drawingml/2006/picture">
+                <pic:pic>
+                  <pic:nvPicPr>
+                    <pic:cNvPr id="0" name="scene1-before-after.png"/>
+                    <pic:cNvPicPr/>
+                  </pic:nvPicPr>
+                  <pic:blipFill>
+                    <a:blip r:embed="rId10"/>
+                    <a:stretch>
+                      <a:fillRect/>
+                    </a:stretch>
+                  </pic:blipFill>
+                  <pic:spPr>
+                    <a:xfrm>
+                      <a:off x="0" y="0"/>
+                      <a:ext cx="5040000" cy="3360000"/>
+                    </a:xfrm>
+                    <a:prstGeom prst="rect"/>
+                  </pic:spPr>
+                </pic:pic>
+              </a:graphicData>
+            </a:graphic>
+          </wp:inline>
+        </w:drawing>
       </w:r>
     </w:p>
     <w:p>
@@ -602,31 +758,177 @@
         <w:t>几个普通人也看得懂的亮点：</w:t>
       </w:r>
     </w:p>
-    <w:p>
-      <w:pPr>
+    <w:tbl>
+      <w:tblPr>
+        <w:tblStyle w:val="LightGrid-Accent1"/>
+        <w:tblW w:type="auto" w:w="0"/>
         <w:jc w:val="center"/>
-      </w:pPr>
-      <w:r>
-        <w:rPr>
-          <w:rFonts w:ascii="Consolas" w:hAnsi="Consolas"/>
-          <w:color w:val="505050"/>
-          <w:sz w:val="18"/>
-        </w:rPr>
-        <w:t>① 上下文 100 万 token  →  能「读完」整本书再回答</w:t>
-        <w:br/>
-        <w:t xml:space="preserve">         ↓</w:t>
-        <w:br/>
-        <w:t xml:space="preserve">  ② 最长输出 12.8 万 token  →  一次能写出完整方案</w:t>
-        <w:br/>
-        <w:t xml:space="preserve">         ↓</w:t>
-        <w:br/>
-        <w:t xml:space="preserve">  ③ 自适应思考始终开启  →  难题会多想几步，不用你手动开</w:t>
-        <w:br/>
-        <w:t xml:space="preserve">         ↓</w:t>
-        <w:br/>
-        <w:t xml:space="preserve">  ④ 编程基准大幅领先  →  复杂项目更不容易半途而废</w:t>
-      </w:r>
-    </w:p>
+        <w:tblLook w:firstColumn="1" w:firstRow="1" w:lastColumn="0" w:lastRow="0" w:noHBand="0" w:noVBand="1" w:val="04A0"/>
+      </w:tblPr>
+      <w:tblGrid>
+        <w:gridCol w:w="4320"/>
+        <w:gridCol w:w="4320"/>
+      </w:tblGrid>
+      <w:tr>
+        <w:tc>
+          <w:tcPr>
+            <w:tcW w:type="dxa" w:w="4320"/>
+          </w:tcPr>
+          <w:p>
+            <w:pPr>
+              <w:jc w:val="center"/>
+            </w:pPr>
+            <w:r/>
+            <w:r>
+              <w:rPr>
+                <w:b/>
+                <w:sz w:val="18"/>
+              </w:rPr>
+              <w:t>能力</w:t>
+            </w:r>
+          </w:p>
+        </w:tc>
+        <w:tc>
+          <w:tcPr>
+            <w:tcW w:type="dxa" w:w="4320"/>
+          </w:tcPr>
+          <w:p>
+            <w:pPr>
+              <w:jc w:val="center"/>
+            </w:pPr>
+            <w:r/>
+            <w:r>
+              <w:rPr>
+                <w:b/>
+                <w:sz w:val="18"/>
+              </w:rPr>
+              <w:t>通俗理解</w:t>
+            </w:r>
+          </w:p>
+        </w:tc>
+      </w:tr>
+      <w:tr>
+        <w:tc>
+          <w:tcPr>
+            <w:tcW w:type="dxa" w:w="4320"/>
+          </w:tcPr>
+          <w:p>
+            <w:r/>
+            <w:r>
+              <w:rPr>
+                <w:sz w:val="20"/>
+              </w:rPr>
+              <w:t>上下文 100 万 token</w:t>
+            </w:r>
+          </w:p>
+        </w:tc>
+        <w:tc>
+          <w:tcPr>
+            <w:tcW w:type="dxa" w:w="4320"/>
+          </w:tcPr>
+          <w:p>
+            <w:r/>
+            <w:r>
+              <w:rPr>
+                <w:sz w:val="20"/>
+              </w:rPr>
+              <w:t>能「读完」整本书再回答</w:t>
+            </w:r>
+          </w:p>
+        </w:tc>
+      </w:tr>
+      <w:tr>
+        <w:tc>
+          <w:tcPr>
+            <w:tcW w:type="dxa" w:w="4320"/>
+          </w:tcPr>
+          <w:p>
+            <w:r/>
+            <w:r>
+              <w:rPr>
+                <w:sz w:val="20"/>
+              </w:rPr>
+              <w:t>最长输出 12.8 万 token</w:t>
+            </w:r>
+          </w:p>
+        </w:tc>
+        <w:tc>
+          <w:tcPr>
+            <w:tcW w:type="dxa" w:w="4320"/>
+          </w:tcPr>
+          <w:p>
+            <w:r/>
+            <w:r>
+              <w:rPr>
+                <w:sz w:val="20"/>
+              </w:rPr>
+              <w:t>一次能写出完整方案</w:t>
+            </w:r>
+          </w:p>
+        </w:tc>
+      </w:tr>
+      <w:tr>
+        <w:tc>
+          <w:tcPr>
+            <w:tcW w:type="dxa" w:w="4320"/>
+          </w:tcPr>
+          <w:p>
+            <w:r/>
+            <w:r>
+              <w:rPr>
+                <w:sz w:val="20"/>
+              </w:rPr>
+              <w:t>自适应思考始终开启</w:t>
+            </w:r>
+          </w:p>
+        </w:tc>
+        <w:tc>
+          <w:tcPr>
+            <w:tcW w:type="dxa" w:w="4320"/>
+          </w:tcPr>
+          <w:p>
+            <w:r/>
+            <w:r>
+              <w:rPr>
+                <w:sz w:val="20"/>
+              </w:rPr>
+              <w:t>难题会多想几步，不用你手动开</w:t>
+            </w:r>
+          </w:p>
+        </w:tc>
+      </w:tr>
+      <w:tr>
+        <w:tc>
+          <w:tcPr>
+            <w:tcW w:type="dxa" w:w="4320"/>
+          </w:tcPr>
+          <w:p>
+            <w:r/>
+            <w:r>
+              <w:rPr>
+                <w:sz w:val="20"/>
+              </w:rPr>
+              <w:t>编程基准大幅领先</w:t>
+            </w:r>
+          </w:p>
+        </w:tc>
+        <w:tc>
+          <w:tcPr>
+            <w:tcW w:type="dxa" w:w="4320"/>
+          </w:tcPr>
+          <w:p>
+            <w:r/>
+            <w:r>
+              <w:rPr>
+                <w:sz w:val="20"/>
+              </w:rPr>
+              <w:t>复杂项目更不容易半途而废</w:t>
+            </w:r>
+          </w:p>
+        </w:tc>
+      </w:tr>
+    </w:tbl>
+    <w:p/>
     <w:p>
       <w:r>
         <w:t>外媒 The Decoder 引用的 Cognition FrontierCode 测试：</w:t>
